--- a/docs/03-后端实施文档_修订高亮版_V13-3.docx
+++ b/docs/03-后端实施文档_修订高亮版_V13-3.docx
@@ -20309,6 +20309,106 @@
         <w:t xml:space="preserve">· 设计与代码结构：01-后端开发文档；前端部署：04-前端实施文档。</w:t>
       </w:r>
     </w:p>
+    <w:p>
+      <w:r>
+        <w:br w:type="page"/>
+      </w:r>
+    </w:p>
+    <w:p>
+      <w:r>
+        <w:rPr>
+          <w:b/>
+          <w:highlight w:val="yellow"/>
+        </w:rPr>
+        <w:t>2026-10-11 当前批次索引</w:t>
+      </w:r>
+    </w:p>
+    <w:p>
+      <w:r>
+        <w:rPr>
+          <w:b w:val="0"/>
+          <w:highlight w:val="yellow"/>
+        </w:rPr>
+        <w:t>本历史高亮版不再作为当前部署入口；当前部署请转到 docs/03-后端实施文档.docx 和 backend-abap/00_对象清单与部署顺序_20261011.md。</w:t>
+      </w:r>
+    </w:p>
+    <w:p>
+      <w:r>
+        <w:rPr>
+          <w:b w:val="0"/>
+          <w:highlight w:val="yellow"/>
+        </w:rPr>
+        <w:t>黄色高亮为本次 2026-10-11 A/B 批新增或改写内容。Word 打开后请右键目录，选择“更新域 → 更新整个目录”刷新页码。</w:t>
+      </w:r>
+    </w:p>
+    <w:p>
+      <w:r>
+        <w:rPr>
+          <w:b w:val="0"/>
+          <w:highlight w:val="yellow"/>
+        </w:rPr>
+        <w:t>A/B 批共 9 个对象整类/整程序替换，SEGW 只给 AnalyzeTask 增加可选 Scene（Edm.String、Nullable）并 Generate Runtime；本批不新建表、不加必填字段。</w:t>
+      </w:r>
+    </w:p>
+    <w:p>
+      <w:r>
+        <w:rPr>
+          <w:b w:val="0"/>
+          <w:highlight w:val="yellow"/>
+        </w:rPr>
+        <w:t>核心核对：JOB_CLOSE strtimmed='X'、结果 schema columns、compress=abap_false、FocusedArtifactId 结果归属、REPORT/DATA/INVENTORY/CODE/AUTO 场景、read_program_source 400 行分页、Agent 模型白名单。</w:t>
+      </w:r>
+    </w:p>
+    <w:p>
+      <w:r>
+        <w:br w:type="page"/>
+      </w:r>
+    </w:p>
+    <w:p>
+      <w:r>
+        <w:rPr>
+          <w:b/>
+          <w:highlight w:val="yellow"/>
+        </w:rPr>
+        <w:t>20261011 Agent 测评索引</w:t>
+      </w:r>
+    </w:p>
+    <w:p>
+      <w:r>
+        <w:rPr>
+          <w:b w:val="0"/>
+          <w:highlight w:val="yellow"/>
+        </w:rPr>
+        <w:t>本历史高亮版仅作交叉参考；当前测评入口和部署步骤以 03/04 文档为准。</w:t>
+      </w:r>
+    </w:p>
+    <w:p>
+      <w:r>
+        <w:rPr>
+          <w:b w:val="0"/>
+          <w:highlight w:val="yellow"/>
+        </w:rPr>
+        <w:t>本页是 2026-10-11 Agent 测评增量；黄色高亮为新增内容。Word 打开后请 Ctrl+A → F9 更新目录域。</w:t>
+      </w:r>
+    </w:p>
+    <w:p>
+      <w:r>
+        <w:rPr>
+          <w:b w:val="0"/>
+          <w:highlight w:val="yellow"/>
+        </w:rPr>
+        <w:t>新增前端文件：model/evalCases.json（20261011、29 题）、utils/AgentEval.js（规范化/顺序执行/评分/汇总/Markdown）、view/EvalDialog.fragment.xml（管理员入口）。不新增 ABAP 类、SE11 表、SEGW 接口。</w:t>
+      </w:r>
+    </w:p>
+    <w:p>
+      <w:r>
+        <w:rPr>
+          <w:b w:val="0"/>
+          <w:highlight w:val="yellow"/>
+        </w:rPr>
+        <w:t>现场证据必须包含 Scene metadata 状态、题库版本、模型/重复次数、跳过数、通过率、工具 Trace、错误/超时/协议错、平均/最长耗时和导出的 MD/JSON；不要只在 Word 中写“测评通过”。</w:t>
+      </w:r>
+    </w:p>
     <w:sectPr>
       <w:headerReference w:type="default" r:id="rId6"/>
       <w:footerReference w:type="default" r:id="rId7"/>
